--- a/production/quizzes/04-ch4-energy-transfer-quiz.docx
+++ b/production/quizzes/04-ch4-energy-transfer-quiz.docx
@@ -27,7 +27,7 @@
           <w:b w:val="0"/>
           <w:i w:val="0"/>
           <w:color w:val="555555"/>
-          <w:sz w:val="22"/>
+          <w:sz w:val="24"/>
         </w:rPr>
         <w:t>Grade 4 · Energy Transfer and Transformation</w:t>
       </w:r>
@@ -57,7 +57,7 @@
           <w:b w:val="0"/>
           <w:i/>
           <w:color w:val="555555"/>
-          <w:sz w:val="22"/>
+          <w:sz w:val="24"/>
         </w:rPr>
         <w:t>Circle or write the best answer.</w:t>
       </w:r>
@@ -102,7 +102,7 @@
           <w:b w:val="0"/>
           <w:i w:val="0"/>
           <w:color w:val="1A1A1A"/>
-          <w:sz w:val="22"/>
+          <w:sz w:val="24"/>
         </w:rPr>
         <w:t>a) disappears   b) moves from place to place or object to object   c) changes form   d) stops</w:t>
       </w:r>
@@ -132,7 +132,7 @@
           <w:b w:val="0"/>
           <w:i w:val="0"/>
           <w:color w:val="1A1A1A"/>
-          <w:sz w:val="22"/>
+          <w:sz w:val="24"/>
         </w:rPr>
         <w:t>a) a guess   b) an observable change in a target   c) the energy itself   d) a prediction</w:t>
       </w:r>
@@ -162,7 +162,7 @@
           <w:b w:val="0"/>
           <w:i w:val="0"/>
           <w:color w:val="1A1A1A"/>
-          <w:sz w:val="22"/>
+          <w:sz w:val="24"/>
         </w:rPr>
         <w:t>a) sound   b) heat   c) light   d) electricity</w:t>
       </w:r>
@@ -192,7 +192,7 @@
           <w:b w:val="0"/>
           <w:i w:val="0"/>
           <w:color w:val="1A1A1A"/>
-          <w:sz w:val="22"/>
+          <w:sz w:val="24"/>
         </w:rPr>
         <w:t>a) sound   b) light   c) heat   d) motion</w:t>
       </w:r>
@@ -222,7 +222,7 @@
           <w:b w:val="0"/>
           <w:i w:val="0"/>
           <w:color w:val="1A1A1A"/>
-          <w:sz w:val="22"/>
+          <w:sz w:val="24"/>
         </w:rPr>
         <w:t>a) sound   b) light   c) heat   d) electricity</w:t>
       </w:r>
@@ -252,7 +252,7 @@
           <w:b w:val="0"/>
           <w:i w:val="0"/>
           <w:color w:val="1A1A1A"/>
-          <w:sz w:val="22"/>
+          <w:sz w:val="24"/>
         </w:rPr>
         <w:t>a) electric current   b) sound   c) light   d) heat</w:t>
       </w:r>
@@ -297,7 +297,7 @@
           <w:b w:val="0"/>
           <w:i w:val="0"/>
           <w:color w:val="1A1A1A"/>
-          <w:sz w:val="22"/>
+          <w:sz w:val="24"/>
         </w:rPr>
         <w:t>Write SOURCE, PATH, and TARGET on the correct boxes.</w:t>
       </w:r>
@@ -334,7 +334,7 @@
                 <w:b/>
                 <w:i w:val="0"/>
                 <w:color w:val="FFFFFF"/>
-                <w:sz w:val="22"/>
+                <w:sz w:val="24"/>
               </w:rPr>
               <w:t>[  flashlight  ]</w:t>
             </w:r>
@@ -359,7 +359,7 @@
                 <w:b/>
                 <w:i w:val="0"/>
                 <w:color w:val="FFFFFF"/>
-                <w:sz w:val="22"/>
+                <w:sz w:val="24"/>
               </w:rPr>
               <w:t>[  -----&gt; light -----&gt;  ]</w:t>
             </w:r>
@@ -384,7 +384,7 @@
                 <w:b/>
                 <w:i w:val="0"/>
                 <w:color w:val="FFFFFF"/>
-                <w:sz w:val="22"/>
+                <w:sz w:val="24"/>
               </w:rPr>
               <w:t>[  card  ]</w:t>
             </w:r>
@@ -469,7 +469,7 @@
                 <w:b/>
                 <w:i w:val="0"/>
                 <w:color w:val="FFFFFF"/>
-                <w:sz w:val="22"/>
+                <w:sz w:val="24"/>
               </w:rPr>
               <w:t>Material</w:t>
             </w:r>
@@ -494,7 +494,7 @@
                 <w:b/>
                 <w:i w:val="0"/>
                 <w:color w:val="FFFFFF"/>
-                <w:sz w:val="22"/>
+                <w:sz w:val="24"/>
               </w:rPr>
               <w:t>Start (°C)</w:t>
             </w:r>
@@ -519,7 +519,7 @@
                 <w:b/>
                 <w:i w:val="0"/>
                 <w:color w:val="FFFFFF"/>
-                <w:sz w:val="22"/>
+                <w:sz w:val="24"/>
               </w:rPr>
               <w:t>Later (°C)</w:t>
             </w:r>
@@ -539,7 +539,7 @@
                 <w:b w:val="0"/>
                 <w:i w:val="0"/>
                 <w:color w:val="1A1A1A"/>
-                <w:sz w:val="22"/>
+                <w:sz w:val="24"/>
               </w:rPr>
               <w:t>Warm water</w:t>
             </w:r>
@@ -557,7 +557,7 @@
                 <w:b w:val="0"/>
                 <w:i w:val="0"/>
                 <w:color w:val="1A1A1A"/>
-                <w:sz w:val="22"/>
+                <w:sz w:val="24"/>
               </w:rPr>
               <w:t>38</w:t>
             </w:r>
@@ -575,7 +575,7 @@
                 <w:b w:val="0"/>
                 <w:i w:val="0"/>
                 <w:color w:val="1A1A1A"/>
-                <w:sz w:val="22"/>
+                <w:sz w:val="24"/>
               </w:rPr>
               <w:t>34</w:t>
             </w:r>
@@ -595,7 +595,7 @@
                 <w:b w:val="0"/>
                 <w:i w:val="0"/>
                 <w:color w:val="1A1A1A"/>
-                <w:sz w:val="22"/>
+                <w:sz w:val="24"/>
               </w:rPr>
               <w:t>Cool metal cup</w:t>
             </w:r>
@@ -613,7 +613,7 @@
                 <w:b w:val="0"/>
                 <w:i w:val="0"/>
                 <w:color w:val="1A1A1A"/>
-                <w:sz w:val="22"/>
+                <w:sz w:val="24"/>
               </w:rPr>
               <w:t>21</w:t>
             </w:r>
@@ -631,7 +631,7 @@
                 <w:b w:val="0"/>
                 <w:i w:val="0"/>
                 <w:color w:val="1A1A1A"/>
-                <w:sz w:val="22"/>
+                <w:sz w:val="24"/>
               </w:rPr>
               <w:t>27</w:t>
             </w:r>
@@ -649,7 +649,7 @@
           <w:b w:val="0"/>
           <w:i w:val="0"/>
           <w:color w:val="1A1A1A"/>
-          <w:sz w:val="22"/>
+          <w:sz w:val="24"/>
         </w:rPr>
         <w:t>Which material got warmer? Which got cooler? What does this show about energy?</w:t>
       </w:r>
@@ -709,7 +709,7 @@
           <w:b w:val="0"/>
           <w:i w:val="0"/>
           <w:color w:val="1A1A1A"/>
-          <w:sz w:val="22"/>
+          <w:sz w:val="24"/>
         </w:rPr>
         <w:t>TRANSFER = energy moves.  TRANSFORMATION = energy changes form.  BOTH = moves AND changes form.</w:t>
       </w:r>
@@ -739,7 +739,7 @@
           <w:b w:val="0"/>
           <w:i w:val="0"/>
           <w:color w:val="1A1A1A"/>
-          <w:sz w:val="22"/>
+          <w:sz w:val="24"/>
         </w:rPr>
         <w:t>a) TRANSFER only   b) TRANSFORMATION only   c) BOTH</w:t>
       </w:r>
@@ -769,7 +769,7 @@
           <w:b w:val="0"/>
           <w:i w:val="0"/>
           <w:color w:val="1A1A1A"/>
-          <w:sz w:val="22"/>
+          <w:sz w:val="24"/>
         </w:rPr>
         <w:t>a) TRANSFER only   b) TRANSFORMATION only   c) BOTH</w:t>
       </w:r>
